--- a/documents/hehe/HEHE_7_Decision_Discussion.docx
+++ b/documents/hehe/HEHE_7_Decision_Discussion.docx
@@ -39,7 +39,7 @@
           <w:b w:val="0"/>
           <w:i w:val="0"/>
         </w:rPr>
-        <w:t>One file for the multidisciplinary decision on this tumor, covering every setting: standard transplant pathway, high-risk transplant protocol. For each question: the positions of guidelines, trials and papers where they differ, our proposed selection, and space for the decision. All proposals are OPEN; nothing in this document is activated or approved.</w:t>
+        <w:t>One file for the multidisciplinary decision on this tumor, covering every setting: standard pathway, high-risk pathway. For each question: the positions of guidelines, trials and papers where they differ, our proposed selection, and space for the decision. All proposals are OPEN; nothing in this document is activated or approved.</w:t>
       </w:r>
     </w:p>
     <w:p>
@@ -59,14 +59,14 @@
           <w:i w:val="0"/>
           <w:sz w:val="20"/>
         </w:rPr>
-        <w:t xml:space="preserve">Standard transplant pathway (full content): </w:t>
+        <w:t xml:space="preserve">Standard pathway (full content): </w:t>
       </w:r>
       <w:r>
         <w:rPr>
           <w:b w:val="0"/>
           <w:i/>
         </w:rPr>
-        <w:t>HEHE_3_Standard_Transplant_Protocol.docx</w:t>
+        <w:t>HEHE_3_Standard_Pathway.docx</w:t>
       </w:r>
       <w:r>
         <w:rPr>
@@ -74,14 +74,14 @@
           <w:i w:val="0"/>
           <w:sz w:val="20"/>
         </w:rPr>
-        <w:t xml:space="preserve"> · High-risk transplant protocol (full content): </w:t>
+        <w:t xml:space="preserve"> · High-risk pathway (full content): </w:t>
       </w:r>
       <w:r>
         <w:rPr>
           <w:b w:val="0"/>
           <w:i/>
         </w:rPr>
-        <w:t>HEHE_5_High_Risk_Transplant_Protocol.docx</w:t>
+        <w:t>HEHE_5_High_Risk_Pathway.docx</w:t>
       </w:r>
     </w:p>
     <w:p>
@@ -241,7 +241,7 @@
                 <w:i w:val="0"/>
                 <w:sz w:val="19"/>
               </w:rPr>
-              <w:t>Standard transplant pathway</w:t>
+              <w:t>Standard pathway</w:t>
             </w:r>
           </w:p>
         </w:tc>
@@ -347,7 +347,7 @@
                 <w:i w:val="0"/>
                 <w:sz w:val="19"/>
               </w:rPr>
-              <w:t>Standard transplant pathway</w:t>
+              <w:t>Standard pathway</w:t>
             </w:r>
           </w:p>
         </w:tc>
@@ -453,7 +453,7 @@
                 <w:i w:val="0"/>
                 <w:sz w:val="19"/>
               </w:rPr>
-              <w:t>Standard transplant pathway</w:t>
+              <w:t>Standard pathway</w:t>
             </w:r>
           </w:p>
         </w:tc>
@@ -559,7 +559,7 @@
                 <w:i w:val="0"/>
                 <w:sz w:val="19"/>
               </w:rPr>
-              <w:t>Standard transplant pathway</w:t>
+              <w:t>Standard pathway</w:t>
             </w:r>
           </w:p>
         </w:tc>
@@ -665,7 +665,7 @@
                 <w:i w:val="0"/>
                 <w:sz w:val="19"/>
               </w:rPr>
-              <w:t>Standard transplant pathway</w:t>
+              <w:t>Standard pathway</w:t>
             </w:r>
           </w:p>
         </w:tc>
@@ -771,7 +771,7 @@
                 <w:i w:val="0"/>
                 <w:sz w:val="19"/>
               </w:rPr>
-              <w:t>Standard transplant pathway</w:t>
+              <w:t>Standard pathway</w:t>
             </w:r>
           </w:p>
         </w:tc>
@@ -877,7 +877,7 @@
                 <w:i w:val="0"/>
                 <w:sz w:val="19"/>
               </w:rPr>
-              <w:t>High-risk transplant protocol</w:t>
+              <w:t>High-risk pathway</w:t>
             </w:r>
           </w:p>
         </w:tc>
@@ -983,7 +983,7 @@
                 <w:i w:val="0"/>
                 <w:sz w:val="19"/>
               </w:rPr>
-              <w:t>High-risk transplant protocol</w:t>
+              <w:t>High-risk pathway</w:t>
             </w:r>
           </w:p>
         </w:tc>
@@ -1086,7 +1086,7 @@
           <w:b w:val="0"/>
           <w:i w:val="0"/>
         </w:rPr>
-        <w:t>Part 1. Standard transplant pathway</w:t>
+        <w:t>Part 1. Standard pathway</w:t>
       </w:r>
     </w:p>
     <w:p>
@@ -3730,7 +3730,7 @@
           <w:b w:val="0"/>
           <w:i w:val="0"/>
         </w:rPr>
-        <w:t>Part 2. High-risk boundary protocol</w:t>
+        <w:t>Part 2. High-risk pathway (boundary addendum)</w:t>
       </w:r>
     </w:p>
     <w:p>
@@ -6680,7 +6680,7 @@
           <w:b w:val="0"/>
           <w:i w:val="0"/>
         </w:rPr>
-        <w:t>Shared approval requirements (all transplant pathways)</w:t>
+        <w:t>Shared approval requirements (all pathways)</w:t>
       </w:r>
     </w:p>
     <w:p>
